--- a/assets/templates/incident-report-template.docx
+++ b/assets/templates/incident-report-template.docx
@@ -3428,7 +3428,7 @@
                 <w:sz w:val="17"/>
                 <w:szCs w:val="17"/>
               </w:rPr>
-              <w:t xml:space="preserve">Significant breach of RSE licensee law and certain other matters: in writing within 30 days (some matters immediately).</w:t>
+              <w:t xml:space="preserve">Significant breach of RSE licensee law and certain other matters: in writing as soon as practicable, and within 30 days.</w:t>
             </w:r>
           </w:p>
         </w:tc>
